--- a/FRD v1.2.docx
+++ b/FRD v1.2.docx
@@ -2073,48 +2073,33 @@
               <w:t xml:space="preserve">-Se reincorporan los perfiles de usuario como roles con permisos por pantalla: épica EP-6 (AR-11), regla 16, caso de estudio DÍA 9, alcance, dependencias y glosario.</w:t>
             </w:r>
           </w:p>
+          <w:p>
+            <w:pPr>
+              <w:pStyle w:val="normal1"/>
+              <w:rPr>
+                <w:rFonts w:ascii="Calibri" w:hAnsi="Calibri" w:eastAsia="Calibri" w:cs="Calibri"/>
+                <w:sz w:val="19"/>
+                <w:szCs w:val="19"/>
+              </w:rPr>
+            </w:pPr>
+            <w:r>
+              <w:rPr>
+                <w:rFonts w:eastAsia="Calibri" w:cs="Calibri"/>
+                <w:sz w:val="19"/>
+                <w:szCs w:val="19"/>
+              </w:rPr>
+              <w:t xml:space="preserve">-Regla C4: los artículos sin stock entran en la sugerencia aunque no tengan umbral.</w:t>
+            </w:r>
+          </w:p>
         </w:tc>
       </w:tr>
     </w:tbl>
     <w:p>
       <w:pPr>
         <w:pStyle w:val="normal1"/>
-        <w:rPr>
-          <w:rFonts w:ascii="Calibri" w:hAnsi="Calibri" w:eastAsia="Calibri" w:cs="Calibri"/>
-          <w:sz w:val="19"/>
-          <w:szCs w:val="19"/>
-        </w:rPr>
-      </w:pPr>
-      <w:r>
-        <w:rPr>
-          <w:rFonts w:eastAsia="Calibri" w:cs="Calibri"/>
-          <w:sz w:val="19"/>
-          <w:szCs w:val="19"/>
-        </w:rPr>
-        <w:t xml:space="preserve"> </w:t>
-      </w:r>
-    </w:p>
-    <w:p>
-      <w:pPr>
-        <w:pStyle w:val="normal1"/>
-        <w:rPr>
-          <w:rFonts w:ascii="Calibri" w:hAnsi="Calibri" w:eastAsia="Calibri" w:cs="Calibri"/>
-        </w:rPr>
-      </w:pPr>
-      <w:r>
-        <w:rPr>
-          <w:rFonts w:eastAsia="Calibri" w:cs="Calibri"/>
-        </w:rPr>
-      </w:r>
-      <w:r>
-        <w:br w:type="page"/>
-      </w:r>
-    </w:p>
-    <w:p>
-      <w:pPr>
-        <w:pStyle w:val="normal1"/>
         <w:keepNext w:val="true"/>
         <w:keepLines w:val="false"/>
+        <w:pageBreakBefore/>
         <w:widowControl/>
         <w:numPr>
           <w:ilvl w:val="0"/>
@@ -22222,7 +22207,7 @@
               <w:rPr>
                 <w:rFonts w:eastAsia="Old Standard TT" w:cs="Old Standard TT" w:ascii="Old Standard TT" w:hAnsi="Old Standard TT"/>
               </w:rPr>
-              <w:t>Siempre.</w:t>
+              <w:t xml:space="preserve">El artículo tiene umbral mínimo.</w:t>
             </w:r>
           </w:p>
         </w:tc>
@@ -22250,7 +22235,7 @@
               <w:rPr>
                 <w:rFonts w:eastAsia="Old Standard TT" w:cs="Old Standard TT" w:ascii="Old Standard TT" w:hAnsi="Old Standard TT"/>
               </w:rPr>
-              <w:t>El artículo está en C1 o C2.</w:t>
+              <w:t xml:space="preserve">El artículo está en C1 o C2 y tiene umbral.</w:t>
             </w:r>
           </w:p>
         </w:tc>
@@ -22794,7 +22779,7 @@
           <w:shd w:fill="auto" w:val="clear"/>
           <w:vertAlign w:val="baseline"/>
         </w:rPr>
-        <w:t>Si un artículo no tiene umbral mínimo asignado, aplicar la regla C4:</w:t>
+        <w:t xml:space="preserve">Si un artículo con stock no tiene umbral mínimo asignado, aplicar la regla C4:</w:t>
       </w:r>
     </w:p>
     <w:tbl>
@@ -22890,7 +22875,7 @@
               <w:rPr>
                 <w:rFonts w:eastAsia="Old Standard TT" w:cs="Old Standard TT" w:ascii="Old Standard TT" w:hAnsi="Old Standard TT"/>
               </w:rPr>
-              <w:t>No tiene umbral mínimo asignado.</w:t>
+              <w:t xml:space="preserve">No tiene umbral y su stock es mayor a 0.</w:t>
             </w:r>
           </w:p>
         </w:tc>
